--- a/《AI工具实战应用》/第3章_写作与文案_v1.docx
+++ b/《AI工具实战应用》/第3章_写作与文案_v1.docx
@@ -89,7 +89,7 @@
       <w:r>
         <w:drawing>
           <wp:inline xmlns:a="http://schemas.openxmlformats.org/drawingml/2006/main" xmlns:pic="http://schemas.openxmlformats.org/drawingml/2006/picture">
-            <wp:extent cx="5400000" cy="792092"/>
+            <wp:extent cx="5400000" cy="819643"/>
             <wp:docPr id="1" name="Picture 1"/>
             <wp:cNvGraphicFramePr>
               <a:graphicFrameLocks noChangeAspect="1"/>
@@ -110,7 +110,7 @@
                   <pic:spPr>
                     <a:xfrm>
                       <a:off x="0" y="0"/>
-                      <a:ext cx="5400000" cy="792092"/>
+                      <a:ext cx="5400000" cy="819643"/>
                     </a:xfrm>
                     <a:prstGeom prst="rect"/>
                   </pic:spPr>
@@ -183,7 +183,7 @@
       <w:r>
         <w:drawing>
           <wp:inline xmlns:a="http://schemas.openxmlformats.org/drawingml/2006/main" xmlns:pic="http://schemas.openxmlformats.org/drawingml/2006/picture">
-            <wp:extent cx="5220000" cy="6203478"/>
+            <wp:extent cx="4320000" cy="6120000"/>
             <wp:docPr id="2" name="Picture 2"/>
             <wp:cNvGraphicFramePr>
               <a:graphicFrameLocks noChangeAspect="1"/>
@@ -204,7 +204,7 @@
                   <pic:spPr>
                     <a:xfrm>
                       <a:off x="0" y="0"/>
-                      <a:ext cx="5220000" cy="6203478"/>
+                      <a:ext cx="4320000" cy="6120000"/>
                     </a:xfrm>
                     <a:prstGeom prst="rect"/>
                   </pic:spPr>
@@ -253,7 +253,7 @@
       <w:r>
         <w:drawing>
           <wp:inline xmlns:a="http://schemas.openxmlformats.org/drawingml/2006/main" xmlns:pic="http://schemas.openxmlformats.org/drawingml/2006/picture">
-            <wp:extent cx="5040000" cy="765000"/>
+            <wp:extent cx="5040000" cy="816429"/>
             <wp:docPr id="3" name="Picture 3"/>
             <wp:cNvGraphicFramePr>
               <a:graphicFrameLocks noChangeAspect="1"/>
@@ -274,7 +274,7 @@
                   <pic:spPr>
                     <a:xfrm>
                       <a:off x="0" y="0"/>
-                      <a:ext cx="5040000" cy="765000"/>
+                      <a:ext cx="5040000" cy="816429"/>
                     </a:xfrm>
                     <a:prstGeom prst="rect"/>
                   </pic:spPr>
@@ -1055,7 +1055,7 @@
       <w:r>
         <w:drawing>
           <wp:inline xmlns:a="http://schemas.openxmlformats.org/drawingml/2006/main" xmlns:pic="http://schemas.openxmlformats.org/drawingml/2006/picture">
-            <wp:extent cx="4680000" cy="18720000"/>
+            <wp:extent cx="5400000" cy="702551"/>
             <wp:docPr id="4" name="Picture 4"/>
             <wp:cNvGraphicFramePr>
               <a:graphicFrameLocks noChangeAspect="1"/>
@@ -1076,7 +1076,7 @@
                   <pic:spPr>
                     <a:xfrm>
                       <a:off x="0" y="0"/>
-                      <a:ext cx="4680000" cy="18720000"/>
+                      <a:ext cx="5400000" cy="702551"/>
                     </a:xfrm>
                     <a:prstGeom prst="rect"/>
                   </pic:spPr>
@@ -1207,7 +1207,7 @@
       <w:r>
         <w:drawing>
           <wp:inline xmlns:a="http://schemas.openxmlformats.org/drawingml/2006/main" xmlns:pic="http://schemas.openxmlformats.org/drawingml/2006/picture">
-            <wp:extent cx="5040000" cy="655714"/>
+            <wp:extent cx="5040000" cy="630000"/>
             <wp:docPr id="5" name="Picture 5"/>
             <wp:cNvGraphicFramePr>
               <a:graphicFrameLocks noChangeAspect="1"/>
@@ -1228,7 +1228,7 @@
                   <pic:spPr>
                     <a:xfrm>
                       <a:off x="0" y="0"/>
-                      <a:ext cx="5040000" cy="655714"/>
+                      <a:ext cx="5040000" cy="630000"/>
                     </a:xfrm>
                     <a:prstGeom prst="rect"/>
                   </pic:spPr>
@@ -1293,7 +1293,7 @@
       <w:r>
         <w:drawing>
           <wp:inline xmlns:a="http://schemas.openxmlformats.org/drawingml/2006/main" xmlns:pic="http://schemas.openxmlformats.org/drawingml/2006/picture">
-            <wp:extent cx="4320000" cy="10368000"/>
+            <wp:extent cx="5400000" cy="860969"/>
             <wp:docPr id="6" name="Picture 6"/>
             <wp:cNvGraphicFramePr>
               <a:graphicFrameLocks noChangeAspect="1"/>
@@ -1314,7 +1314,7 @@
                   <pic:spPr>
                     <a:xfrm>
                       <a:off x="0" y="0"/>
-                      <a:ext cx="4320000" cy="10368000"/>
+                      <a:ext cx="5400000" cy="860969"/>
                     </a:xfrm>
                     <a:prstGeom prst="rect"/>
                   </pic:spPr>
@@ -1896,7 +1896,7 @@
       <w:r>
         <w:drawing>
           <wp:inline xmlns:a="http://schemas.openxmlformats.org/drawingml/2006/main" xmlns:pic="http://schemas.openxmlformats.org/drawingml/2006/picture">
-            <wp:extent cx="5040000" cy="777857"/>
+            <wp:extent cx="5040000" cy="855000"/>
             <wp:docPr id="7" name="Picture 7"/>
             <wp:cNvGraphicFramePr>
               <a:graphicFrameLocks noChangeAspect="1"/>
@@ -1917,7 +1917,7 @@
                   <pic:spPr>
                     <a:xfrm>
                       <a:off x="0" y="0"/>
-                      <a:ext cx="5040000" cy="777857"/>
+                      <a:ext cx="5040000" cy="855000"/>
                     </a:xfrm>
                     <a:prstGeom prst="rect"/>
                   </pic:spPr>
@@ -1990,7 +1990,7 @@
       <w:r>
         <w:drawing>
           <wp:inline xmlns:a="http://schemas.openxmlformats.org/drawingml/2006/main" xmlns:pic="http://schemas.openxmlformats.org/drawingml/2006/picture">
-            <wp:extent cx="4320000" cy="10200574"/>
+            <wp:extent cx="5400000" cy="1253571"/>
             <wp:docPr id="8" name="Picture 8"/>
             <wp:cNvGraphicFramePr>
               <a:graphicFrameLocks noChangeAspect="1"/>
@@ -2011,7 +2011,7 @@
                   <pic:spPr>
                     <a:xfrm>
                       <a:off x="0" y="0"/>
-                      <a:ext cx="4320000" cy="10200574"/>
+                      <a:ext cx="5400000" cy="1253571"/>
                     </a:xfrm>
                     <a:prstGeom prst="rect"/>
                   </pic:spPr>
@@ -2056,7 +2056,7 @@
       <w:r>
         <w:drawing>
           <wp:inline xmlns:a="http://schemas.openxmlformats.org/drawingml/2006/main" xmlns:pic="http://schemas.openxmlformats.org/drawingml/2006/picture">
-            <wp:extent cx="5040000" cy="1564839"/>
+            <wp:extent cx="5040000" cy="1800942"/>
             <wp:docPr id="9" name="Picture 9"/>
             <wp:cNvGraphicFramePr>
               <a:graphicFrameLocks noChangeAspect="1"/>
@@ -2077,7 +2077,7 @@
                   <pic:spPr>
                     <a:xfrm>
                       <a:off x="0" y="0"/>
-                      <a:ext cx="5040000" cy="1564839"/>
+                      <a:ext cx="5040000" cy="1800942"/>
                     </a:xfrm>
                     <a:prstGeom prst="rect"/>
                   </pic:spPr>
